--- a/R1_Resubmission/Title_Page_Revised_Clean.docx
+++ b/R1_Resubmission/Title_Page_Revised_Clean.docx
@@ -692,6 +692,22 @@
           <w:rStyle w:val="Strong"/>
         </w:rPr>
         <w:t xml:space="preserve">No artificial intelligence tools were used to create or enhance Figures 1 and 2.</w:t>
+      </w:r>
+    </w:p>
+    <w:p>
+      <w:pPr>
+        <w:pStyle w:val="NormalWeb"/>
+        <w:spacing w:before="0" w:beforeAutospacing="0" w:line="360" w:lineRule="auto"/>
+        <w:rPr>
+          <w:b/>
+          <w:bCs/>
+        </w:rPr>
+      </w:pPr>
+      <w:r>
+        <w:rPr>
+          <w:rStyle w:val="Strong"/>
+        </w:rPr>
+        <w:t xml:space="preserve">[AUTHOR: if an AI assistant was used to help prepare this revision, for example to draft revised text or the response letter, journal policy requires that use to be disclosed here; see Final_Audit_Report.md, item B0. Delete this note once resolved.]</w:t>
       </w:r>
     </w:p>
     <w:p>

--- a/R1_Resubmission/Title_Page_Revised_Clean.docx
+++ b/R1_Resubmission/Title_Page_Revised_Clean.docx
@@ -691,23 +691,7 @@
         <w:rPr>
           <w:rStyle w:val="Strong"/>
         </w:rPr>
-        <w:t xml:space="preserve">No artificial intelligence tools were used to create or enhance Figures 1 and 2.</w:t>
-      </w:r>
-    </w:p>
-    <w:p>
-      <w:pPr>
-        <w:pStyle w:val="NormalWeb"/>
-        <w:spacing w:before="0" w:beforeAutospacing="0" w:line="360" w:lineRule="auto"/>
-        <w:rPr>
-          <w:b/>
-          <w:bCs/>
-        </w:rPr>
-      </w:pPr>
-      <w:r>
-        <w:rPr>
-          <w:rStyle w:val="Strong"/>
-        </w:rPr>
-        <w:t xml:space="preserve">[AUTHOR: if an AI assistant was used to help prepare this revision, for example to draft revised text or the response letter, journal policy requires that use to be disclosed here; see Final_Audit_Report.md, item B0. Delete this note once resolved.]</w:t>
+        <w:t xml:space="preserve">Figure 1 was created by the authors without the use of artificial intelligence tools. Figure 2 was redrawn during revision using AI-assisted plotting code generated from the authors’ thematic structure and was checked by the authors.</w:t>
       </w:r>
     </w:p>
     <w:p>
@@ -812,14 +796,7 @@
         <w:jc w:val="both"/>
       </w:pPr>
       <w:r>
-        <w:t xml:space="preserve"> Ethical approval was obtained from the Jouf University Institutional Review Board</w:t>
-      </w:r>
-      <w:r>
-        <w:rPr/>
-        <w:t xml:space="preserve"> (approval no. [AUTHOR: insert IRB reference number and approval date])</w:t>
-      </w:r>
-      <w:r>
-        <w:t xml:space="preserve"> and the ethics and administrative review committees of the four participating hospitals before recruitment. The study was conducted in accordance with the Declaration of Helsinki. All participants received study information in Arabic or English and provided written informed consent before data collection. Participation was voluntary, no incentives were offered, and participants could decline any question or withdraw at any time without consequence. Confidentiality was protected through de-identification, secure, encrypted data storage, restricted access, and removal of potentially identifying details from transcripts and reporting.</w:t>
+        <w:t xml:space="preserve"> Ethical approval was obtained from the Jouf University Institutional Review Board and the ethics and administrative review committees of the four participating hospitals before recruitment. The study was conducted in accordance with the Declaration of Helsinki. All participants received study information in Arabic or English and provided written informed consent before data collection. Participation was voluntary, no incentives were offered, and participants could decline any question or withdraw at any time without consequence. Confidentiality was protected through de-identification, secure, encrypted data storage, restricted access, and removal of potentially identifying details from transcripts and reporting.</w:t>
       </w:r>
     </w:p>
     <w:p>
